--- a/inbox/Application Aware Networking/Vol_IX_Book_03_FedAAN_App_Registration_Governance.docx
+++ b/inbox/Application Aware Networking/Vol_IX_Book_03_FedAAN_App_Registration_Governance.docx
@@ -36,7 +36,7 @@
     </w:p>
     <w:p>
       <w:pPr>
-        <w:pStyle w:val="FirstParagraph"/>
+        <w:pStyle w:val="FouoBanner"/>
       </w:pPr>
       <w:r>
         <w:t xml:space="preserve">INTERNAL — NOT FOR PUBLIC DISTRIBUTION</w:t>
@@ -53,7 +53,7 @@
     </w:p>
     <w:p>
       <w:pPr>
-        <w:pStyle w:val="FirstParagraph"/>
+        <w:pStyle w:val="CalloutWarning"/>
       </w:pPr>
       <w:r>
         <w:t xml:space="preserve">Developed by the</w:t>
@@ -91,7 +91,7 @@
     <w:bookmarkEnd w:id="9"/>
     <w:p>
       <w:pPr>
-        <w:pStyle w:val="BodyText"/>
+        <w:pStyle w:val="CalloutImportant"/>
       </w:pPr>
       <w:r>
         <w:rPr>
@@ -572,7 +572,7 @@
     </w:tbl>
     <w:p>
       <w:pPr>
-        <w:pStyle w:val="BodyText"/>
+        <w:pStyle w:val="CalloutImportant"/>
       </w:pPr>
       <w:r>
         <w:rPr>
@@ -643,7 +643,7 @@
     </w:p>
     <w:p>
       <w:pPr>
-        <w:pStyle w:val="FirstParagraph"/>
+        <w:pStyle w:val="CalloutTip"/>
       </w:pPr>
       <w:r>
         <w:t xml:space="preserve">Volume I/VI prove that certificate-based, short-lived, least-privilege credentials are the mechanism. This book makes the</w:t>
@@ -2217,6 +2217,128 @@
       <w:b w:val="0"/>
       <w:bCs w:val="0"/>
       <w:color w:themeColor="accent1" w:themeShade="BF" w:val="365F91"/>
+    </w:rPr>
+  </w:style>
+  <w:style w:customStyle="1" w:styleId="CalloutWarning" w:type="paragraph">
+    <w:name w:val="CalloutWarning"/>
+    <w:basedOn w:val="BodyText"/>
+    <w:pPr>
+      <w:shd w:color="auto" w:fill="FBF3E4" w:val="clear"/>
+      <w:pBdr>
+        <w:top w:color="C9D4E0" w:space="6" w:sz="4" w:val="single"/>
+        <w:left w:color="D4860B" w:space="6" w:sz="24" w:val="single"/>
+        <w:bottom w:color="C9D4E0" w:space="6" w:sz="4" w:val="single"/>
+        <w:right w:color="C9D4E0" w:space="6" w:sz="4" w:val="single"/>
+      </w:pBdr>
+      <w:spacing w:after="60" w:before="60"/>
+      <w:ind w:left="120" w:right="120"/>
+    </w:pPr>
+    <w:rPr>
+      <w:color w:val="2A2A2A"/>
+    </w:rPr>
+  </w:style>
+  <w:style w:customStyle="1" w:styleId="CalloutImportant" w:type="paragraph">
+    <w:name w:val="CalloutImportant"/>
+    <w:basedOn w:val="BodyText"/>
+    <w:pPr>
+      <w:shd w:color="auto" w:fill="EDF3F9" w:val="clear"/>
+      <w:pBdr>
+        <w:top w:color="C9D4E0" w:space="6" w:sz="4" w:val="single"/>
+        <w:left w:color="1F3A5F" w:space="6" w:sz="24" w:val="single"/>
+        <w:bottom w:color="C9D4E0" w:space="6" w:sz="4" w:val="single"/>
+        <w:right w:color="C9D4E0" w:space="6" w:sz="4" w:val="single"/>
+      </w:pBdr>
+      <w:spacing w:after="60" w:before="60"/>
+      <w:ind w:left="120" w:right="120"/>
+    </w:pPr>
+    <w:rPr>
+      <w:color w:val="2A2A2A"/>
+    </w:rPr>
+  </w:style>
+  <w:style w:customStyle="1" w:styleId="CalloutNote" w:type="paragraph">
+    <w:name w:val="CalloutNote"/>
+    <w:basedOn w:val="BodyText"/>
+    <w:pPr>
+      <w:shd w:color="auto" w:fill="F3F5F8" w:val="clear"/>
+      <w:pBdr>
+        <w:top w:color="C9D4E0" w:space="6" w:sz="4" w:val="single"/>
+        <w:left w:color="5A6B7B" w:space="6" w:sz="24" w:val="single"/>
+        <w:bottom w:color="C9D4E0" w:space="6" w:sz="4" w:val="single"/>
+        <w:right w:color="C9D4E0" w:space="6" w:sz="4" w:val="single"/>
+      </w:pBdr>
+      <w:spacing w:after="60" w:before="60"/>
+      <w:ind w:left="120" w:right="120"/>
+    </w:pPr>
+    <w:rPr>
+      <w:color w:val="2A2A2A"/>
+    </w:rPr>
+  </w:style>
+  <w:style w:customStyle="1" w:styleId="CalloutTip" w:type="paragraph">
+    <w:name w:val="CalloutTip"/>
+    <w:basedOn w:val="BodyText"/>
+    <w:pPr>
+      <w:shd w:color="auto" w:fill="E6F5F2" w:val="clear"/>
+      <w:pBdr>
+        <w:top w:color="C9D4E0" w:space="6" w:sz="4" w:val="single"/>
+        <w:left w:color="1A9E8F" w:space="6" w:sz="24" w:val="single"/>
+        <w:bottom w:color="C9D4E0" w:space="6" w:sz="4" w:val="single"/>
+        <w:right w:color="C9D4E0" w:space="6" w:sz="4" w:val="single"/>
+      </w:pBdr>
+      <w:spacing w:after="60" w:before="60"/>
+      <w:ind w:left="120" w:right="120"/>
+    </w:pPr>
+    <w:rPr>
+      <w:color w:val="2A2A2A"/>
+    </w:rPr>
+  </w:style>
+  <w:style w:customStyle="1" w:styleId="CalloutCaution" w:type="paragraph">
+    <w:name w:val="CalloutCaution"/>
+    <w:basedOn w:val="BodyText"/>
+    <w:pPr>
+      <w:shd w:color="auto" w:fill="F9EAE8" w:val="clear"/>
+      <w:pBdr>
+        <w:top w:color="C9D4E0" w:space="6" w:sz="4" w:val="single"/>
+        <w:left w:color="C0392B" w:space="6" w:sz="24" w:val="single"/>
+        <w:bottom w:color="C9D4E0" w:space="6" w:sz="4" w:val="single"/>
+        <w:right w:color="C9D4E0" w:space="6" w:sz="4" w:val="single"/>
+      </w:pBdr>
+      <w:spacing w:after="60" w:before="60"/>
+      <w:ind w:left="120" w:right="120"/>
+    </w:pPr>
+    <w:rPr>
+      <w:color w:val="2A2A2A"/>
+    </w:rPr>
+  </w:style>
+  <w:style w:customStyle="1" w:styleId="ExecSummary" w:type="paragraph">
+    <w:name w:val="ExecSummary"/>
+    <w:basedOn w:val="BodyText"/>
+    <w:pPr>
+      <w:shd w:color="auto" w:fill="EDF3F9" w:val="clear"/>
+      <w:pBdr>
+        <w:top w:color="C9D4E0" w:space="6" w:sz="4" w:val="single"/>
+        <w:left w:color="1F3A5F" w:space="6" w:sz="24" w:val="single"/>
+        <w:bottom w:color="C9D4E0" w:space="6" w:sz="4" w:val="single"/>
+        <w:right w:color="C9D4E0" w:space="6" w:sz="4" w:val="single"/>
+      </w:pBdr>
+      <w:spacing w:after="60" w:before="60"/>
+      <w:ind w:left="120" w:right="120"/>
+    </w:pPr>
+    <w:rPr>
+      <w:color w:val="2A2A2A"/>
+    </w:rPr>
+  </w:style>
+  <w:style w:customStyle="1" w:styleId="FouoBanner" w:type="paragraph">
+    <w:name w:val="FouoBanner"/>
+    <w:basedOn w:val="Normal"/>
+    <w:pPr>
+      <w:shd w:color="auto" w:fill="F9EAE8" w:val="clear"/>
+      <w:jc w:val="center"/>
+      <w:spacing w:after="60" w:before="60"/>
+      <w:ind w:left="120" w:right="120"/>
+    </w:pPr>
+    <w:rPr>
+      <w:b/>
+      <w:color w:val="C0392B"/>
     </w:rPr>
   </w:style>
   <w:style w:type="character" w:customStyle="1" w:styleId="KeywordTok">

--- a/inbox/Application Aware Networking/Vol_IX_Book_03_FedAAN_App_Registration_Governance.docx
+++ b/inbox/Application Aware Networking/Vol_IX_Book_03_FedAAN_App_Registration_Governance.docx
@@ -104,7 +104,7 @@
         <w:t xml:space="preserve"> </w:t>
       </w:r>
       <w:r>
-        <w:t xml:space="preserve">— Volume IX Book 03. App registrations are the machine analogue of the joiner/mover/leaver lifecycle — and the largest source of long-lived-secret and over-consent risk in an Entra estate. The architecture is set (Vol I Book 03 Certificates &amp; Tokens; Vol VI Book 02 Identity &amp; Access as Code); this book adds the</w:t>
+        <w:t xml:space="preserve">— Volume IX Book 03. App registrations are the machine analogue of the joiner/mover/leaver lifecycle — and one of the largest sources of long-lived-secret and over-consent risk in an Entra estate. The architecture is set (Vol I Book 03 Certificates &amp; Tokens; Vol VI Book 02 Identity &amp; Access as Code); this book adds the</w:t>
       </w:r>
       <w:r>
         <w:t xml:space="preserve"> </w:t>
@@ -154,7 +154,7 @@
         <w:pStyle w:val="BodyText"/>
       </w:pPr>
       <w:r>
-        <w:t xml:space="preserve">This book governs the whole lifecycle as catalog work, closing IA-5(2), SC-17, and AC-6, and feeding Vol VII Book 04 attestation.</w:t>
+        <w:t xml:space="preserve">This book governs the whole lifecycle as catalog work, closing AC-2, IA-5(2), SC-17, and AC-6, and feeding Vol VII Book 04 attestation.</w:t>
       </w:r>
     </w:p>
     <w:bookmarkEnd w:id="10"/>
@@ -341,18 +341,18 @@
                 <w:b/>
                 <w:bCs/>
               </w:rPr>
-              <w:t xml:space="preserve">2. Approve</w:t>
-            </w:r>
-          </w:p>
-        </w:tc>
-        <w:tc>
-          <w:tcPr/>
-          <w:p>
-            <w:pPr>
-              <w:pStyle w:val="Compact"/>
-            </w:pPr>
-            <w:r>
-              <w:t xml:space="preserve">Any privileged or write scope requires a</w:t>
+              <w:t xml:space="preserve">2. Consent</w:t>
+            </w:r>
+          </w:p>
+        </w:tc>
+        <w:tc>
+          <w:tcPr/>
+          <w:p>
+            <w:pPr>
+              <w:pStyle w:val="Compact"/>
+            </w:pPr>
+            <w:r>
+              <w:t xml:space="preserve">Scoped, admin-consented permissions only — no blanket delegation; any privileged or write scope requires a</w:t>
             </w:r>
             <w:r>
               <w:t xml:space="preserve"> </w:t>
@@ -365,7 +365,7 @@
               <w:t xml:space="preserve">security approver</w:t>
             </w:r>
             <w:r>
-              <w:t xml:space="preserve">; least privilege is the default</w:t>
+              <w:t xml:space="preserve">, least privilege the default</w:t>
             </w:r>
           </w:p>
         </w:tc>
@@ -393,46 +393,7 @@
                 <w:b/>
                 <w:bCs/>
               </w:rPr>
-              <w:t xml:space="preserve">3. Consent</w:t>
-            </w:r>
-          </w:p>
-        </w:tc>
-        <w:tc>
-          <w:tcPr/>
-          <w:p>
-            <w:pPr>
-              <w:pStyle w:val="Compact"/>
-            </w:pPr>
-            <w:r>
-              <w:t xml:space="preserve">Scoped, admin-consented permissions only — no blanket delegation</w:t>
-            </w:r>
-          </w:p>
-        </w:tc>
-        <w:tc>
-          <w:tcPr/>
-          <w:p>
-            <w:pPr>
-              <w:pStyle w:val="Compact"/>
-            </w:pPr>
-            <w:r>
-              <w:t xml:space="preserve">AC-6</w:t>
-            </w:r>
-          </w:p>
-        </w:tc>
-      </w:tr>
-      <w:tr>
-        <w:tc>
-          <w:tcPr/>
-          <w:p>
-            <w:pPr>
-              <w:pStyle w:val="Compact"/>
-            </w:pPr>
-            <w:r>
-              <w:rPr>
-                <w:b/>
-                <w:bCs/>
-              </w:rPr>
-              <w:t xml:space="preserve">4. Credential</w:t>
+              <w:t xml:space="preserve">3. Credential</w:t>
             </w:r>
           </w:p>
         </w:tc>
@@ -503,7 +464,7 @@
                 <w:b/>
                 <w:bCs/>
               </w:rPr>
-              <w:t xml:space="preserve">5. Rotate</w:t>
+              <w:t xml:space="preserve">4. Rotate</w:t>
             </w:r>
           </w:p>
         </w:tc>
@@ -542,7 +503,7 @@
                 <w:b/>
                 <w:bCs/>
               </w:rPr>
-              <w:t xml:space="preserve">6. Attest</w:t>
+              <w:t xml:space="preserve">5. Attest</w:t>
             </w:r>
           </w:p>
         </w:tc>
@@ -619,7 +580,7 @@
         <w:t xml:space="preserve"> </w:t>
       </w:r>
       <w:r>
-        <w:t xml:space="preserve">step is the one most often skipped for apps — an orphaned service principal with live credentials is exactly the ghost-credential risk that human de-provisioning is meant to close. Attestation (stage 6) is the machine-identity equivalent of an access review.</w:t>
+        <w:t xml:space="preserve">step is the one most often skipped for apps — an orphaned service principal with live credentials is exactly the ghost-credential risk that human de-provisioning is meant to close. Attestation (stage 5) is the machine-identity equivalent of an access review.</w:t>
       </w:r>
     </w:p>
     <w:bookmarkEnd w:id="16"/>
@@ -710,7 +671,7 @@
         <w:pStyle w:val="TableCaption"/>
       </w:pPr>
       <w:r>
-        <w:t xml:space="preserve">Authorities Closed Here — App Registration Governance (request · consent · secret/cert lifecycle) († = Closure-Necessity anchor: no alternate closure path)</w:t>
+        <w:t xml:space="preserve">Authorities Closed Here â€” App Registration Governance (request Â· consent Â· secret/cert lifecycle) (â€  = Closure-Necessity anchor: no alternate closure path)</w:t>
       </w:r>
     </w:p>
     <w:tbl>
@@ -719,7 +680,7 @@
         <w:tblW w:type="pct" w:w="5000"/>
         <w:tblLayout w:type="fixed"/>
         <w:tblLook w:firstRow="1" w:lastRow="0" w:firstColumn="0" w:lastColumn="0" w:noHBand="0" w:noVBand="0" w:val="0020"/>
-        <w:tblCaption w:val="Authorities Closed Here — App Registration Governance (request · consent · secret/cert lifecycle) († = Closure-Necessity anchor: no alternate closure path)"/>
+        <w:tblCaption w:val="Authorities Closed Here â€” App Registration Governance (request Â· consent Â· secret/cert lifecycle) (â€  = Closure-Necessity anchor: no alternate closure path)"/>
       </w:tblPr>
       <w:tblGrid>
         <w:gridCol w:w="990"/>
@@ -832,29 +793,29 @@
               <w:pStyle w:val="Compact"/>
             </w:pPr>
             <w:r>
-              <w:t xml:space="preserve">AC-6</w:t>
-            </w:r>
-          </w:p>
-        </w:tc>
-        <w:tc>
-          <w:tcPr/>
-          <w:p>
-            <w:pPr>
-              <w:pStyle w:val="Compact"/>
-            </w:pPr>
-            <w:r>
-              <w:t xml:space="preserve">Least Privilege</w:t>
-            </w:r>
-          </w:p>
-        </w:tc>
-        <w:tc>
-          <w:tcPr/>
-          <w:p>
-            <w:pPr>
-              <w:pStyle w:val="Compact"/>
-            </w:pPr>
-            <w:r>
-              <w:t xml:space="preserve">Scoped admin consent; over-broad/privileged scopes gated by a security approver; orphaned/expired app registrations flagged for attestation</w:t>
+              <w:t xml:space="preserve">AC-2</w:t>
+            </w:r>
+          </w:p>
+        </w:tc>
+        <w:tc>
+          <w:tcPr/>
+          <w:p>
+            <w:pPr>
+              <w:pStyle w:val="Compact"/>
+            </w:pPr>
+            <w:r>
+              <w:t xml:space="preserve">Account Management</w:t>
+            </w:r>
+          </w:p>
+        </w:tc>
+        <w:tc>
+          <w:tcPr/>
+          <w:p>
+            <w:pPr>
+              <w:pStyle w:val="Compact"/>
+            </w:pPr>
+            <w:r>
+              <w:t xml:space="preserve">App registrations managed as machine joiner/mover/leaver: a governed request captures owner, purpose and the specific scopes needed before any credential exists, and orphaned registrations are retired through attestation</w:t>
             </w:r>
           </w:p>
         </w:tc>
@@ -922,6 +883,96 @@
               <w:pStyle w:val="Compact"/>
             </w:pPr>
             <w:r>
+              <w:t xml:space="preserve">AC-6</w:t>
+            </w:r>
+          </w:p>
+        </w:tc>
+        <w:tc>
+          <w:tcPr/>
+          <w:p>
+            <w:pPr>
+              <w:pStyle w:val="Compact"/>
+            </w:pPr>
+            <w:r>
+              <w:t xml:space="preserve">Least Privilege</w:t>
+            </w:r>
+          </w:p>
+        </w:tc>
+        <w:tc>
+          <w:tcPr/>
+          <w:p>
+            <w:pPr>
+              <w:pStyle w:val="Compact"/>
+            </w:pPr>
+            <w:r>
+              <w:t xml:space="preserve">Scoped admin consent; over-broad/privileged scopes gated by a security approver; orphaned/expired app registrations flagged for attestation</w:t>
+            </w:r>
+          </w:p>
+        </w:tc>
+        <w:tc>
+          <w:tcPr/>
+          <w:p>
+            <w:pPr>
+              <w:pStyle w:val="Compact"/>
+            </w:pPr>
+            <w:r>
+              <w:t xml:space="preserve">FedRAMP Moderate</w:t>
+            </w:r>
+          </w:p>
+        </w:tc>
+        <w:tc>
+          <w:tcPr/>
+          <w:p>
+            <w:pPr>
+              <w:pStyle w:val="Compact"/>
+            </w:pPr>
+            <w:r>
+              <w:t xml:space="preserve">NIST SP 800-53 Rev 5</w:t>
+            </w:r>
+          </w:p>
+        </w:tc>
+        <w:tc>
+          <w:tcPr/>
+          <w:p>
+            <w:pPr>
+              <w:pStyle w:val="Compact"/>
+            </w:pPr>
+            <w:r>
+              <w:t xml:space="preserve">Identity</w:t>
+            </w:r>
+          </w:p>
+        </w:tc>
+        <w:tc>
+          <w:tcPr/>
+          <w:p>
+            <w:pPr>
+              <w:pStyle w:val="Compact"/>
+            </w:pPr>
+            <w:r>
+              <w:t xml:space="preserve">KSI-IAM</w:t>
+            </w:r>
+          </w:p>
+        </w:tc>
+        <w:tc>
+          <w:tcPr/>
+          <w:p>
+            <w:pPr>
+              <w:pStyle w:val="Compact"/>
+            </w:pPr>
+            <w:r>
+              <w:t xml:space="preserve">No</w:t>
+            </w:r>
+          </w:p>
+        </w:tc>
+      </w:tr>
+      <w:tr>
+        <w:tc>
+          <w:tcPr/>
+          <w:p>
+            <w:pPr>
+              <w:pStyle w:val="Compact"/>
+            </w:pPr>
+            <w:r>
               <w:t xml:space="preserve">IA-5(2)</w:t>
             </w:r>
           </w:p>
@@ -944,7 +995,7 @@
               <w:pStyle w:val="Compact"/>
             </w:pPr>
             <w:r>
-              <w:t xml:space="preserve">App-registration credentials issued as short-lived certs (ACME) with mandatory expiry and automated rotation — no long-lived secrets in config</w:t>
+              <w:t xml:space="preserve">App-registration credentials issued as short-lived certs (ACME) with mandatory expiry and automated rotation â€” no long-lived secrets in config</w:t>
             </w:r>
           </w:p>
         </w:tc>
@@ -1249,28 +1300,6 @@
         <w:t xml:space="preserve">— where attestation of app-registration ownership/scope lands (CA-7).</w:t>
       </w:r>
     </w:p>
-    <w:p>
-      <w:pPr>
-        <w:pStyle w:val="Compact"/>
-        <w:numPr>
-          <w:ilvl w:val="0"/>
-          <w:numId w:val="1002"/>
-        </w:numPr>
-      </w:pPr>
-      <w:r>
-        <w:rPr>
-          <w:b/>
-          <w:bCs/>
-        </w:rPr>
-        <w:t xml:space="preserve">Issue #1140</w:t>
-      </w:r>
-      <w:r>
-        <w:t xml:space="preserve"> </w:t>
-      </w:r>
-      <w:r>
-        <w:t xml:space="preserve">— the tracking issue for this workstream.</w:t>
-      </w:r>
-    </w:p>
     <w:bookmarkEnd w:id="21"/>
     <w:bookmarkStart w:id="22" w:name="provenance"/>
     <w:p>
@@ -1286,7 +1315,7 @@
         <w:pStyle w:val="FirstParagraph"/>
       </w:pPr>
       <w:r>
-        <w:t xml:space="preserve">Draft. Entra app registrations, ACME, and certificate-based service-principal auth are deployed examples; the request→scoped-consent→short-lived-credential→rotate→attest discipline is the invariant. The figure above is authored as committed house-style SVG per ADR-093, rendered to PNG at 3× for crisp</w:t>
+        <w:t xml:space="preserve">Draft. Entra app registrations, ACME, and certificate-based service-principal auth are deployed examples; the request→scoped-consent→short-lived-credential→rotate→attest discipline is the invariant. The figure above is authored as committed house-style SVG, rendered to PNG at 3× for crisp</w:t>
       </w:r>
       <w:r>
         <w:t xml:space="preserve"> </w:t>

--- a/inbox/Application Aware Networking/Vol_IX_Book_03_FedAAN_App_Registration_Governance.docx
+++ b/inbox/Application Aware Networking/Vol_IX_Book_03_FedAAN_App_Registration_Governance.docx
@@ -31,7 +31,7 @@
         <w:pStyle w:val="Date"/>
       </w:pPr>
       <w:r>
-        <w:t xml:space="preserve">2026-07-12 15:00 ET</w:t>
+        <w:t xml:space="preserve">2026-07-16 09:48 ET</w:t>
       </w:r>
     </w:p>
     <w:p>
@@ -85,7 +85,7 @@
         <w:t xml:space="preserve"> </w:t>
       </w:r>
       <w:r>
-        <w:t xml:space="preserve">2026-07-12 15:00 ET</w:t>
+        <w:t xml:space="preserve">2026-07-16 09:48 ET</w:t>
       </w:r>
     </w:p>
     <w:bookmarkEnd w:id="9"/>
@@ -117,7 +117,7 @@
         <w:t xml:space="preserve">governed lifecycle</w:t>
       </w:r>
       <w:r>
-        <w:t xml:space="preserve">: request, scoped consent, short-lived credentials, automated rotation, and attestation.</w:t>
+        <w:t xml:space="preserve">: request, scoped consent, short-lived credentials, owner-approved rotation, and attestation.</w:t>
       </w:r>
     </w:p>
     <w:bookmarkStart w:id="10" w:name="what-this-document-addresses"/>
@@ -177,7 +177,7 @@
           <wp:inline>
             <wp:extent cx="5334000" cy="3000375"/>
             <wp:effectExtent b="0" l="0" r="0" t="0"/>
-            <wp:docPr descr="The app-registration lifecycle — request, scoped consent, short-lived credential, automated rotation, attestation" title="" id="12" name="Picture"/>
+            <wp:docPr descr="The app-registration lifecycle — request, scoped consent, short-lived credential, owner-approved rotation, attestation" title="" id="12" name="Picture"/>
             <a:graphic>
               <a:graphicData uri="http://schemas.openxmlformats.org/drawingml/2006/picture">
                 <pic:pic>
@@ -220,7 +220,7 @@
         <w:pStyle w:val="ImageCaption"/>
       </w:pPr>
       <w:r>
-        <w:t xml:space="preserve">The app-registration lifecycle — request, scoped consent, short-lived credential, automated rotation, attestation</w:t>
+        <w:t xml:space="preserve">The app-registration lifecycle — request, scoped consent, short-lived credential, owner-approved rotation, attestation</w:t>
       </w:r>
     </w:p>
     <w:bookmarkEnd w:id="14"/>
@@ -475,7 +475,17 @@
               <w:pStyle w:val="Compact"/>
             </w:pPr>
             <w:r>
-              <w:t xml:space="preserve">Automated rotation before expiry; the app never depends on a human remembering</w:t>
+              <w:t xml:space="preserve">Rotation is raised automatically before expiry and approved by the owner — the app never depends on a human</w:t>
+            </w:r>
+            <w:r>
+              <w:t xml:space="preserve"> </w:t>
+            </w:r>
+            <w:r>
+              <w:rPr>
+                <w:i/>
+                <w:iCs/>
+              </w:rPr>
+              <w:t xml:space="preserve">remembering</w:t>
             </w:r>
           </w:p>
         </w:tc>
@@ -546,7 +556,7 @@
         <w:t xml:space="preserve"> </w:t>
       </w:r>
       <w:r>
-        <w:t xml:space="preserve">The single highest-value rule in this book: credentials are short-lived and rotated automatically. A client secret with a two-year expiry sitting in a pipeline variable is the credential an attacker wants most; certificate-based, auto-rotated identity removes the target. This is the IA-5(2) / SC-17 closure, applied to workload identity.</w:t>
+        <w:t xml:space="preserve">The single highest-value rule in this book: credentials are short-lived and rotated on schedule. A client secret with a two-year expiry sitting in a pipeline variable is the credential an attacker wants most; certificate-based, short-lived identity removes the target. This is the IA-5(2) / SC-17 closure, applied to workload identity.</w:t>
       </w:r>
     </w:p>
     <w:bookmarkEnd w:id="15"/>
@@ -995,7 +1005,7 @@
               <w:pStyle w:val="Compact"/>
             </w:pPr>
             <w:r>
-              <w:t xml:space="preserve">App-registration credentials issued as short-lived certs (ACME) with mandatory expiry and automated rotation â€” no long-lived secrets in config</w:t>
+              <w:t xml:space="preserve">App-registration credentials issued as short-lived certs (ACME) with mandatory expiry and scheduled, owner-approved rotation â€” no long-lived secrets in config</w:t>
             </w:r>
           </w:p>
         </w:tc>
